--- a/EasyRG Handbook.docx
+++ b/EasyRG Handbook.docx
@@ -6,13 +6,8 @@
       <w:pPr>
         <w:pStyle w:val="Title"/>
       </w:pPr>
-      <w:proofErr w:type="spellStart"/>
-      <w:r>
-        <w:t>EasyRG</w:t>
-      </w:r>
-      <w:proofErr w:type="spellEnd"/>
-      <w:r>
-        <w:t xml:space="preserve"> –</w:t>
+      <w:r>
+        <w:t>EasyRG –</w:t>
       </w:r>
       <w:r>
         <w:t xml:space="preserve"> </w:t>
@@ -21,27 +16,18 @@
         <w:t>Handbook</w:t>
       </w:r>
     </w:p>
+    <w:p>
+      <w:pPr>
+        <w:pStyle w:val="Heading1"/>
+      </w:pPr>
+      <w:r>
+        <w:t>Overview</w:t>
+      </w:r>
+    </w:p>
     <w:p/>
     <w:p>
-      <w:pPr>
-        <w:pStyle w:val="Heading1"/>
-      </w:pPr>
-      <w:r>
-        <w:t>Overview</w:t>
-      </w:r>
-    </w:p>
-    <w:p/>
-    <w:p>
-      <w:r>
-        <w:t xml:space="preserve">This program processes and </w:t>
-      </w:r>
-      <w:proofErr w:type="spellStart"/>
-      <w:r>
-        <w:t>analyzes</w:t>
-      </w:r>
-      <w:proofErr w:type="spellEnd"/>
-      <w:r>
-        <w:t xml:space="preserve"> raw experimental data files using a configurable R workflow. Before running the analysis, users must:</w:t>
+      <w:r>
+        <w:t>This program processes and analyzes raw experimental data files using a configurable R workflow. Before running the analysis, users must:</w:t>
       </w:r>
     </w:p>
     <w:p/>
@@ -113,23 +99,17 @@
     <w:p/>
     <w:p>
       <w:r>
-        <w:t>For questions or bugs, you can email Anna El-Kalaani:</w:t>
-      </w:r>
-    </w:p>
-    <w:p>
+        <w:t xml:space="preserve">Link to GitHub repository: </w:t>
+      </w:r>
       <w:hyperlink r:id="rId6" w:history="1">
         <w:r>
           <w:rPr>
             <w:rStyle w:val="Hyperlink"/>
           </w:rPr>
-          <w:t>a.m.el-kalaani@amsterdamumc.nl</w:t>
+          <w:t>annakalaani/EasyRG: an all-in-one tool for automatic bulk analysis of ffERG waveforms in preclinical studies - ERG made easy!</w:t>
         </w:r>
       </w:hyperlink>
-      <w:r>
-        <w:t xml:space="preserve"> </w:t>
-      </w:r>
-    </w:p>
-    <w:p/>
+    </w:p>
     <w:p>
       <w:pPr>
         <w:pStyle w:val="Heading1"/>
@@ -161,15 +141,7 @@
     </w:p>
     <w:p>
       <w:r>
-        <w:t xml:space="preserve">If you do not already have R and </w:t>
-      </w:r>
-      <w:proofErr w:type="spellStart"/>
-      <w:r>
-        <w:t>Rstudio</w:t>
-      </w:r>
-      <w:proofErr w:type="spellEnd"/>
-      <w:r>
-        <w:t xml:space="preserve"> on your computer, you can find the download here:</w:t>
+        <w:t>If you do not already have R and Rstudio on your computer, you can find the download here:</w:t>
       </w:r>
       <w:r>
         <w:t xml:space="preserve"> </w:t>
@@ -212,19 +184,25 @@
           <w:rFonts w:ascii="Andale Mono" w:hAnsi="Andale Mono"/>
         </w:rPr>
       </w:pPr>
-      <w:proofErr w:type="spellStart"/>
       <w:r>
         <w:rPr>
           <w:rFonts w:ascii="Andale Mono" w:hAnsi="Andale Mono"/>
         </w:rPr>
-        <w:t>install.packages</w:t>
-      </w:r>
-      <w:proofErr w:type="spellEnd"/>
-      <w:r>
+        <w:t>install.packages(c(</w:t>
+      </w:r>
+    </w:p>
+    <w:p>
+      <w:pPr>
+        <w:ind w:firstLine="720"/>
         <w:rPr>
           <w:rFonts w:ascii="Andale Mono" w:hAnsi="Andale Mono"/>
         </w:rPr>
-        <w:t>(c(</w:t>
+      </w:pPr>
+      <w:r>
+        <w:rPr>
+          <w:rFonts w:ascii="Andale Mono" w:hAnsi="Andale Mono"/>
+        </w:rPr>
+        <w:t>"tidyverse",</w:t>
       </w:r>
     </w:p>
     <w:p>
@@ -240,14 +218,12 @@
         </w:rPr>
         <w:t>"</w:t>
       </w:r>
-      <w:proofErr w:type="spellStart"/>
       <w:r>
         <w:rPr>
           <w:rFonts w:ascii="Andale Mono" w:hAnsi="Andale Mono"/>
         </w:rPr>
-        <w:t>tidyverse</w:t>
-      </w:r>
-      <w:proofErr w:type="spellEnd"/>
+        <w:t>xlsx</w:t>
+      </w:r>
       <w:r>
         <w:rPr>
           <w:rFonts w:ascii="Andale Mono" w:hAnsi="Andale Mono"/>
@@ -272,7 +248,7 @@
         <w:rPr>
           <w:rFonts w:ascii="Andale Mono" w:hAnsi="Andale Mono"/>
         </w:rPr>
-        <w:t>xlsx</w:t>
+        <w:t>signal</w:t>
       </w:r>
       <w:r>
         <w:rPr>
@@ -298,13 +274,13 @@
         <w:rPr>
           <w:rFonts w:ascii="Andale Mono" w:hAnsi="Andale Mono"/>
         </w:rPr>
-        <w:t>signal</w:t>
+        <w:t>flextable”</w:t>
       </w:r>
       <w:r>
         <w:rPr>
           <w:rFonts w:ascii="Andale Mono" w:hAnsi="Andale Mono"/>
         </w:rPr>
-        <w:t>",</w:t>
+        <w:t>,</w:t>
       </w:r>
     </w:p>
     <w:p>
@@ -318,69 +294,21 @@
         <w:rPr>
           <w:rFonts w:ascii="Andale Mono" w:hAnsi="Andale Mono"/>
         </w:rPr>
-        <w:t>"</w:t>
-      </w:r>
-      <w:proofErr w:type="spellStart"/>
-      <w:r>
+        <w:t>“shiny”,</w:t>
+      </w:r>
+    </w:p>
+    <w:p>
+      <w:pPr>
+        <w:ind w:firstLine="720"/>
         <w:rPr>
           <w:rFonts w:ascii="Andale Mono" w:hAnsi="Andale Mono"/>
         </w:rPr>
-        <w:t>flextable</w:t>
-      </w:r>
-      <w:proofErr w:type="spellEnd"/>
+      </w:pPr>
       <w:r>
         <w:rPr>
           <w:rFonts w:ascii="Andale Mono" w:hAnsi="Andale Mono"/>
         </w:rPr>
-        <w:t>”</w:t>
-      </w:r>
-      <w:r>
-        <w:rPr>
-          <w:rFonts w:ascii="Andale Mono" w:hAnsi="Andale Mono"/>
-        </w:rPr>
-        <w:t>,</w:t>
-      </w:r>
-    </w:p>
-    <w:p>
-      <w:pPr>
-        <w:ind w:firstLine="720"/>
-        <w:rPr>
-          <w:rFonts w:ascii="Andale Mono" w:hAnsi="Andale Mono"/>
-        </w:rPr>
-      </w:pPr>
-      <w:r>
-        <w:rPr>
-          <w:rFonts w:ascii="Andale Mono" w:hAnsi="Andale Mono"/>
-        </w:rPr>
-        <w:t>“shiny”,</w:t>
-      </w:r>
-    </w:p>
-    <w:p>
-      <w:pPr>
-        <w:ind w:firstLine="720"/>
-        <w:rPr>
-          <w:rFonts w:ascii="Andale Mono" w:hAnsi="Andale Mono"/>
-        </w:rPr>
-      </w:pPr>
-      <w:r>
-        <w:rPr>
-          <w:rFonts w:ascii="Andale Mono" w:hAnsi="Andale Mono"/>
-        </w:rPr>
-        <w:t>“</w:t>
-      </w:r>
-      <w:proofErr w:type="spellStart"/>
-      <w:r>
-        <w:rPr>
-          <w:rFonts w:ascii="Andale Mono" w:hAnsi="Andale Mono"/>
-        </w:rPr>
-        <w:t>DescTools</w:t>
-      </w:r>
-      <w:proofErr w:type="spellEnd"/>
-      <w:r>
-        <w:rPr>
-          <w:rFonts w:ascii="Andale Mono" w:hAnsi="Andale Mono"/>
-        </w:rPr>
-        <w:t>”</w:t>
+        <w:t>“DescTools”</w:t>
       </w:r>
     </w:p>
     <w:p>
@@ -465,7 +393,17 @@
     <w:p/>
     <w:p>
       <w:r>
-        <w:t>Create the metadata file which will connect the raw data to your experimental information. Make sure to consult the metadata template to set up your file properly.</w:t>
+        <w:t xml:space="preserve">Create the metadata file which will connect the raw data to your experimental information. Make sure to consult the </w:t>
+      </w:r>
+      <w:r>
+        <w:rPr>
+          <w:b/>
+          <w:bCs/>
+        </w:rPr>
+        <w:t>metadata template</w:t>
+      </w:r>
+      <w:r>
+        <w:t xml:space="preserve"> to set up your file properly.</w:t>
       </w:r>
       <w:r>
         <w:t xml:space="preserve"> </w:t>
@@ -474,31 +412,7 @@
     <w:p/>
     <w:p>
       <w:r>
-        <w:t xml:space="preserve">One of the variables that must be filled in in this file is the </w:t>
-      </w:r>
-      <w:proofErr w:type="spellStart"/>
-      <w:r>
-        <w:t>PatId</w:t>
-      </w:r>
-      <w:proofErr w:type="spellEnd"/>
-      <w:r>
-        <w:t xml:space="preserve">. The </w:t>
-      </w:r>
-      <w:proofErr w:type="spellStart"/>
-      <w:r>
-        <w:t>PatId</w:t>
-      </w:r>
-      <w:proofErr w:type="spellEnd"/>
-      <w:r>
-        <w:t xml:space="preserve"> can be found in your raw data files and will be used to connect the raw data to the correct metadata. The image below depicts the location of the </w:t>
-      </w:r>
-      <w:proofErr w:type="spellStart"/>
-      <w:r>
-        <w:t>PatId</w:t>
-      </w:r>
-      <w:proofErr w:type="spellEnd"/>
-      <w:r>
-        <w:t xml:space="preserve">. </w:t>
+        <w:t xml:space="preserve">One of the variables that must be filled in in this file is the PatId. The PatId can be found in your raw data files and will be used to connect the raw data to the correct metadata. The image below depicts the location of the PatId. </w:t>
       </w:r>
     </w:p>
     <w:p>
@@ -562,7 +476,7 @@
               </wp:anchor>
             </w:drawing>
           </mc:Choice>
-          <mc:Fallback xmlns:w16sdtfl="http://schemas.microsoft.com/office/word/2024/wordml/sdtformatlock" xmlns:w16du="http://schemas.microsoft.com/office/word/2023/wordml/word16du">
+          <mc:Fallback xmlns:w16du="http://schemas.microsoft.com/office/word/2023/wordml/word16du" xmlns:w16sdtfl="http://schemas.microsoft.com/office/word/2024/wordml/sdtformatlock">
             <w:pict>
               <v:shapetype w14:anchorId="774D3B7F" id="_x0000_t32" coordsize="21600,21600" o:spt="32" o:oned="t" path="m,l21600,21600e" filled="f">
                 <v:path arrowok="t" fillok="f" o:connecttype="none"/>
@@ -648,7 +562,153 @@
     <w:p/>
     <w:p>
       <w:r>
-        <w:t xml:space="preserve">Create a folder </w:t>
+        <w:t>The other variables include:</w:t>
+      </w:r>
+    </w:p>
+    <w:p>
+      <w:pPr>
+        <w:pStyle w:val="ListParagraph"/>
+        <w:numPr>
+          <w:ilvl w:val="0"/>
+          <w:numId w:val="7"/>
+        </w:numPr>
+      </w:pPr>
+      <w:r>
+        <w:t>“identifier” which is used to identify each individual animal. This can be an animal number or name, for example.</w:t>
+      </w:r>
+    </w:p>
+    <w:p>
+      <w:pPr>
+        <w:pStyle w:val="ListParagraph"/>
+        <w:numPr>
+          <w:ilvl w:val="0"/>
+          <w:numId w:val="7"/>
+        </w:numPr>
+      </w:pPr>
+      <w:r>
+        <w:t>“gender” which should be specified as M or F.</w:t>
+      </w:r>
+    </w:p>
+    <w:p>
+      <w:pPr>
+        <w:pStyle w:val="ListParagraph"/>
+        <w:numPr>
+          <w:ilvl w:val="0"/>
+          <w:numId w:val="7"/>
+        </w:numPr>
+        <w:rPr>
+          <w:lang w:val="nl-NL"/>
+        </w:rPr>
+      </w:pPr>
+      <w:r>
+        <w:rPr>
+          <w:lang w:val="nl-NL"/>
+        </w:rPr>
+        <w:t>“genotype”, e.g. “WT” o</w:t>
+      </w:r>
+      <w:r>
+        <w:rPr>
+          <w:lang w:val="nl-NL"/>
+        </w:rPr>
+        <w:t>r “KO”.</w:t>
+      </w:r>
+    </w:p>
+    <w:p>
+      <w:pPr>
+        <w:pStyle w:val="ListParagraph"/>
+        <w:numPr>
+          <w:ilvl w:val="0"/>
+          <w:numId w:val="7"/>
+        </w:numPr>
+        <w:rPr>
+          <w:lang w:val="en-US"/>
+        </w:rPr>
+      </w:pPr>
+      <w:r>
+        <w:rPr>
+          <w:lang w:val="en-US"/>
+        </w:rPr>
+        <w:t>“timespan”, which should be f</w:t>
+      </w:r>
+      <w:r>
+        <w:rPr>
+          <w:lang w:val="en-US"/>
+        </w:rPr>
+        <w:t xml:space="preserve">illed in as a </w:t>
+      </w:r>
+      <w:r>
+        <w:rPr>
+          <w:b/>
+          <w:bCs/>
+          <w:lang w:val="en-US"/>
+        </w:rPr>
+        <w:t>number only</w:t>
+      </w:r>
+      <w:r>
+        <w:rPr>
+          <w:lang w:val="en-US"/>
+        </w:rPr>
+        <w:t xml:space="preserve">. </w:t>
+      </w:r>
+    </w:p>
+    <w:p>
+      <w:pPr>
+        <w:pStyle w:val="ListParagraph"/>
+        <w:numPr>
+          <w:ilvl w:val="0"/>
+          <w:numId w:val="7"/>
+        </w:numPr>
+        <w:rPr>
+          <w:lang w:val="en-US"/>
+        </w:rPr>
+      </w:pPr>
+      <w:r>
+        <w:rPr>
+          <w:lang w:val="en-US"/>
+        </w:rPr>
+        <w:t>“treatment_left” and “treatment_r</w:t>
+      </w:r>
+      <w:r>
+        <w:rPr>
+          <w:lang w:val="en-US"/>
+        </w:rPr>
+        <w:t>ight”, which specify a treatment administered per eye. If both eyes received the same treatment, simply fill in the same for both eyes.</w:t>
+      </w:r>
+    </w:p>
+    <w:p>
+      <w:pPr>
+        <w:pStyle w:val="ListParagraph"/>
+        <w:rPr>
+          <w:lang w:val="en-US"/>
+        </w:rPr>
+      </w:pPr>
+    </w:p>
+    <w:p>
+      <w:pPr>
+        <w:rPr>
+          <w:lang w:val="en-US"/>
+        </w:rPr>
+      </w:pPr>
+      <w:r>
+        <w:rPr>
+          <w:lang w:val="en-US"/>
+        </w:rPr>
+        <w:t>Do not leave any of the fields blank to avoid errors. If there is no treatment, for example, just fill in “Not treated” or similar.</w:t>
+      </w:r>
+    </w:p>
+    <w:p>
+      <w:pPr>
+        <w:rPr>
+          <w:lang w:val="en-US"/>
+        </w:rPr>
+      </w:pPr>
+    </w:p>
+    <w:p>
+      <w:r>
+        <w:t>Create</w:t>
+      </w:r>
+      <w:r>
+        <w:t xml:space="preserve"> a folder </w:t>
       </w:r>
       <w:r>
         <w:t xml:space="preserve">where the output of the data analysis will be stored. </w:t>
@@ -736,6 +796,7 @@
           <w:b/>
           <w:bCs/>
         </w:rPr>
+        <w:lastRenderedPageBreak/>
         <w:t>Set pathnames</w:t>
       </w:r>
     </w:p>
@@ -789,7 +850,6 @@
     <w:p/>
     <w:p>
       <w:r>
-        <w:lastRenderedPageBreak/>
         <w:t>First set your time label. For example, “Age in weeks”, “Days since treatment”, or “Time (hours)”.  In the metadata file, you are defining time simply by filling in a number. The label you fill in here will define this number and will help to make your graphs easier to read. There are no rules for what you fill in for this parameter.</w:t>
       </w:r>
     </w:p>
@@ -875,7 +935,13 @@
         <w:t>: the ANOVAs are by default two-way with your grouping variable as the first variable and the timespan as the secondary variable. If you set “timespan” as your grouping variable, the ANOVA becomes one-way.</w:t>
       </w:r>
       <w:r>
-        <w:t xml:space="preserve"> The automatic plots cannot accommodate this one-sided design automatically, but you can still use the data output to make your own plots.</w:t>
+        <w:t xml:space="preserve"> The automatic plots cannot accommodate this one-sided design automatically, but you can still use the data output </w:t>
+      </w:r>
+      <w:r>
+        <w:t xml:space="preserve">from excel </w:t>
+      </w:r>
+      <w:r>
+        <w:t>to make your own plots.</w:t>
       </w:r>
     </w:p>
     <w:p/>
@@ -952,15 +1018,7 @@
     </w:p>
     <w:p>
       <w:r>
-        <w:t xml:space="preserve">Our ERG machine makes 512 measurements over 350 </w:t>
-      </w:r>
-      <w:proofErr w:type="spellStart"/>
-      <w:r>
-        <w:t>ms</w:t>
-      </w:r>
-      <w:proofErr w:type="spellEnd"/>
-      <w:r>
-        <w:t xml:space="preserve"> for each waveform, by default. If your settings are </w:t>
+        <w:t xml:space="preserve">Our ERG machine makes 512 measurements over 350 ms for each waveform, by default. If your settings are </w:t>
       </w:r>
       <w:r>
         <w:t>different,</w:t>
@@ -982,6 +1040,7 @@
           <w:b/>
           <w:bCs/>
         </w:rPr>
+        <w:lastRenderedPageBreak/>
         <w:t>Changing filters</w:t>
       </w:r>
     </w:p>
@@ -1058,7 +1117,6 @@
         <w:pStyle w:val="Heading1"/>
       </w:pPr>
       <w:r>
-        <w:lastRenderedPageBreak/>
         <w:t xml:space="preserve">4. </w:t>
       </w:r>
       <w:r>
@@ -1113,7 +1171,26 @@
         <w:t xml:space="preserve"> </w:t>
       </w:r>
       <w:r>
-        <w:t xml:space="preserve">you have the option to run the code for the interactive plot. This code is provided separately. Simply run the code chunk for and the interactive plot will pop up, allowing you to play around with the data and identify group differences intuitively. </w:t>
+        <w:t>you have the option to run the code for the interactive plot. This code is provided separately.</w:t>
+      </w:r>
+    </w:p>
+    <w:p>
+      <w:r>
+        <w:t xml:space="preserve">For the interactive plot to work, you have to run the main code in Rstudio first. It will not work if you’ve only knitted the code previously. </w:t>
+      </w:r>
+    </w:p>
+    <w:p>
+      <w:r>
+        <w:t>Then, s</w:t>
+      </w:r>
+      <w:r>
+        <w:t xml:space="preserve">imply run the code chunk for the interactive plot </w:t>
+      </w:r>
+      <w:r>
+        <w:t xml:space="preserve">and it </w:t>
+      </w:r>
+      <w:r>
+        <w:t xml:space="preserve">will pop up, allowing you to play around with the data and identify group differences intuitively. </w:t>
       </w:r>
     </w:p>
     <w:p>
@@ -1190,7 +1267,6 @@
                 <w:bCs/>
               </w:rPr>
             </w:pPr>
-            <w:proofErr w:type="spellStart"/>
             <w:r>
               <w:rPr>
                 <w:b/>
@@ -1198,7 +1274,6 @@
               </w:rPr>
               <w:t>Measurement_type</w:t>
             </w:r>
-            <w:proofErr w:type="spellEnd"/>
           </w:p>
         </w:tc>
         <w:tc>
@@ -1212,7 +1287,6 @@
                 <w:bCs/>
               </w:rPr>
             </w:pPr>
-            <w:proofErr w:type="spellStart"/>
             <w:r>
               <w:rPr>
                 <w:b/>
@@ -1220,7 +1294,6 @@
               </w:rPr>
               <w:t>StimFreq</w:t>
             </w:r>
-            <w:proofErr w:type="spellEnd"/>
           </w:p>
         </w:tc>
         <w:tc>
@@ -1234,7 +1307,6 @@
                 <w:bCs/>
               </w:rPr>
             </w:pPr>
-            <w:proofErr w:type="spellStart"/>
             <w:r>
               <w:rPr>
                 <w:b/>
@@ -1242,7 +1314,6 @@
               </w:rPr>
               <w:t>PatId</w:t>
             </w:r>
-            <w:proofErr w:type="spellEnd"/>
           </w:p>
         </w:tc>
         <w:tc>
@@ -1479,29 +1550,14 @@
     <w:p/>
     <w:p>
       <w:r>
-        <w:t>You can fill in the pathname for this file under “</w:t>
-      </w:r>
-      <w:proofErr w:type="spellStart"/>
-      <w:r>
-        <w:t>input_folder</w:t>
-      </w:r>
-      <w:proofErr w:type="spellEnd"/>
-      <w:r>
-        <w:t xml:space="preserve">” as usual. </w:t>
+        <w:lastRenderedPageBreak/>
+        <w:t xml:space="preserve">You can fill in the pathname for this file under “input_folder” as usual. </w:t>
       </w:r>
       <w:r>
         <w:t>Then</w:t>
       </w:r>
       <w:r>
-        <w:t>, make sure to change the setting “</w:t>
-      </w:r>
-      <w:proofErr w:type="spellStart"/>
-      <w:r>
-        <w:t>incompatible_data</w:t>
-      </w:r>
-      <w:proofErr w:type="spellEnd"/>
-      <w:r>
-        <w:t xml:space="preserve">” to TRUE. </w:t>
+        <w:t xml:space="preserve">, make sure to change the setting “incompatible_data” to TRUE. </w:t>
       </w:r>
       <w:r>
         <w:t>Otherwise,</w:t>
@@ -1896,6 +1952,118 @@
     </w:lvl>
   </w:abstractNum>
   <w:abstractNum w:abstractNumId="3" w15:restartNumberingAfterBreak="0">
+    <w:nsid w:val="380A169F"/>
+    <w:multiLevelType w:val="hybridMultilevel"/>
+    <w:tmpl w:val="0108089E"/>
+    <w:lvl w:ilvl="0" w:tplc="07F8F59C">
+      <w:numFmt w:val="bullet"/>
+      <w:lvlText w:val="-"/>
+      <w:lvlJc w:val="left"/>
+      <w:pPr>
+        <w:ind w:left="720" w:hanging="360"/>
+      </w:pPr>
+      <w:rPr>
+        <w:rFonts w:ascii="Aptos" w:eastAsiaTheme="minorHAnsi" w:hAnsi="Aptos" w:cstheme="minorBidi" w:hint="default"/>
+      </w:rPr>
+    </w:lvl>
+    <w:lvl w:ilvl="1" w:tplc="04090003" w:tentative="1">
+      <w:start w:val="1"/>
+      <w:numFmt w:val="bullet"/>
+      <w:lvlText w:val="o"/>
+      <w:lvlJc w:val="left"/>
+      <w:pPr>
+        <w:ind w:left="1440" w:hanging="360"/>
+      </w:pPr>
+      <w:rPr>
+        <w:rFonts w:ascii="Courier New" w:hAnsi="Courier New" w:cs="Courier New" w:hint="default"/>
+      </w:rPr>
+    </w:lvl>
+    <w:lvl w:ilvl="2" w:tplc="04090005" w:tentative="1">
+      <w:start w:val="1"/>
+      <w:numFmt w:val="bullet"/>
+      <w:lvlText w:val=""/>
+      <w:lvlJc w:val="left"/>
+      <w:pPr>
+        <w:ind w:left="2160" w:hanging="360"/>
+      </w:pPr>
+      <w:rPr>
+        <w:rFonts w:ascii="Wingdings" w:hAnsi="Wingdings" w:hint="default"/>
+      </w:rPr>
+    </w:lvl>
+    <w:lvl w:ilvl="3" w:tplc="04090001" w:tentative="1">
+      <w:start w:val="1"/>
+      <w:numFmt w:val="bullet"/>
+      <w:lvlText w:val=""/>
+      <w:lvlJc w:val="left"/>
+      <w:pPr>
+        <w:ind w:left="2880" w:hanging="360"/>
+      </w:pPr>
+      <w:rPr>
+        <w:rFonts w:ascii="Symbol" w:hAnsi="Symbol" w:hint="default"/>
+      </w:rPr>
+    </w:lvl>
+    <w:lvl w:ilvl="4" w:tplc="04090003" w:tentative="1">
+      <w:start w:val="1"/>
+      <w:numFmt w:val="bullet"/>
+      <w:lvlText w:val="o"/>
+      <w:lvlJc w:val="left"/>
+      <w:pPr>
+        <w:ind w:left="3600" w:hanging="360"/>
+      </w:pPr>
+      <w:rPr>
+        <w:rFonts w:ascii="Courier New" w:hAnsi="Courier New" w:cs="Courier New" w:hint="default"/>
+      </w:rPr>
+    </w:lvl>
+    <w:lvl w:ilvl="5" w:tplc="04090005" w:tentative="1">
+      <w:start w:val="1"/>
+      <w:numFmt w:val="bullet"/>
+      <w:lvlText w:val=""/>
+      <w:lvlJc w:val="left"/>
+      <w:pPr>
+        <w:ind w:left="4320" w:hanging="360"/>
+      </w:pPr>
+      <w:rPr>
+        <w:rFonts w:ascii="Wingdings" w:hAnsi="Wingdings" w:hint="default"/>
+      </w:rPr>
+    </w:lvl>
+    <w:lvl w:ilvl="6" w:tplc="04090001" w:tentative="1">
+      <w:start w:val="1"/>
+      <w:numFmt w:val="bullet"/>
+      <w:lvlText w:val=""/>
+      <w:lvlJc w:val="left"/>
+      <w:pPr>
+        <w:ind w:left="5040" w:hanging="360"/>
+      </w:pPr>
+      <w:rPr>
+        <w:rFonts w:ascii="Symbol" w:hAnsi="Symbol" w:hint="default"/>
+      </w:rPr>
+    </w:lvl>
+    <w:lvl w:ilvl="7" w:tplc="04090003" w:tentative="1">
+      <w:start w:val="1"/>
+      <w:numFmt w:val="bullet"/>
+      <w:lvlText w:val="o"/>
+      <w:lvlJc w:val="left"/>
+      <w:pPr>
+        <w:ind w:left="5760" w:hanging="360"/>
+      </w:pPr>
+      <w:rPr>
+        <w:rFonts w:ascii="Courier New" w:hAnsi="Courier New" w:cs="Courier New" w:hint="default"/>
+      </w:rPr>
+    </w:lvl>
+    <w:lvl w:ilvl="8" w:tplc="04090005" w:tentative="1">
+      <w:start w:val="1"/>
+      <w:numFmt w:val="bullet"/>
+      <w:lvlText w:val=""/>
+      <w:lvlJc w:val="left"/>
+      <w:pPr>
+        <w:ind w:left="6480" w:hanging="360"/>
+      </w:pPr>
+      <w:rPr>
+        <w:rFonts w:ascii="Wingdings" w:hAnsi="Wingdings" w:hint="default"/>
+      </w:rPr>
+    </w:lvl>
+  </w:abstractNum>
+  <w:abstractNum w:abstractNumId="4" w15:restartNumberingAfterBreak="0">
     <w:nsid w:val="3AC85438"/>
     <w:multiLevelType w:val="hybridMultilevel"/>
     <w:tmpl w:val="6C4879A8"/>
@@ -1984,7 +2152,7 @@
       </w:pPr>
     </w:lvl>
   </w:abstractNum>
-  <w:abstractNum w:abstractNumId="4" w15:restartNumberingAfterBreak="0">
+  <w:abstractNum w:abstractNumId="5" w15:restartNumberingAfterBreak="0">
     <w:nsid w:val="4DEE7094"/>
     <w:multiLevelType w:val="hybridMultilevel"/>
     <w:tmpl w:val="1B7CDA18"/>
@@ -2073,7 +2241,7 @@
       </w:pPr>
     </w:lvl>
   </w:abstractNum>
-  <w:abstractNum w:abstractNumId="5" w15:restartNumberingAfterBreak="0">
+  <w:abstractNum w:abstractNumId="6" w15:restartNumberingAfterBreak="0">
     <w:nsid w:val="7CA04E9B"/>
     <w:multiLevelType w:val="hybridMultilevel"/>
     <w:tmpl w:val="92FE846E"/>
@@ -2171,12 +2339,15 @@
     <w:abstractNumId w:val="2"/>
   </w:num>
   <w:num w:numId="4" w16cid:durableId="1346446678">
+    <w:abstractNumId w:val="5"/>
+  </w:num>
+  <w:num w:numId="5" w16cid:durableId="222445176">
+    <w:abstractNumId w:val="6"/>
+  </w:num>
+  <w:num w:numId="6" w16cid:durableId="345519515">
     <w:abstractNumId w:val="4"/>
   </w:num>
-  <w:num w:numId="5" w16cid:durableId="222445176">
-    <w:abstractNumId w:val="5"/>
-  </w:num>
-  <w:num w:numId="6" w16cid:durableId="345519515">
+  <w:num w:numId="7" w16cid:durableId="604189839">
     <w:abstractNumId w:val="3"/>
   </w:num>
 </w:numbering>
@@ -2777,7 +2948,6 @@
   <w:style w:type="character" w:default="1" w:styleId="DefaultParagraphFont">
     <w:name w:val="Default Paragraph Font"/>
     <w:uiPriority w:val="1"/>
-    <w:semiHidden/>
     <w:unhideWhenUsed/>
   </w:style>
   <w:style w:type="table" w:default="1" w:styleId="TableNormal">
